--- a/apertura_app/templates/pf/10-Marco General de Actuación v2.docx
+++ b/apertura_app/templates/pf/10-Marco General de Actuación v2.docx
@@ -5240,7 +5240,6 @@
         </w:rPr>
         <w:t xml:space="preserve"> de inversión de corto, mediano o largo plazo existente en el mercado nacional o extranjero, </w:t>
       </w:r>
-      <w:proofErr w:type="spellStart"/>
       <w:r>
         <w:rPr>
           <w:sz w:val="18"/>
@@ -5260,15 +5259,7 @@
           <w:sz w:val="18"/>
           <w:szCs w:val="18"/>
         </w:rPr>
-        <w:t>hares</w:t>
-      </w:r>
-      <w:proofErr w:type="spellEnd"/>
-      <w:r>
-        <w:rPr>
-          <w:sz w:val="18"/>
-          <w:szCs w:val="18"/>
-        </w:rPr>
-        <w:t xml:space="preserve"> cuyo subyacente sea </w:t>
+        <w:t xml:space="preserve">hares cuyo subyacente sea </w:t>
       </w:r>
       <w:r>
         <w:rPr>
@@ -5335,9 +5326,15 @@
           <w:sz w:val="18"/>
           <w:szCs w:val="18"/>
         </w:rPr>
-        <w:t xml:space="preserve">Mutual </w:t>
-      </w:r>
-      <w:proofErr w:type="spellStart"/>
+        <w:t>Mutual Funds</w:t>
+      </w:r>
+      <w:r>
+        <w:rPr>
+          <w:sz w:val="18"/>
+          <w:szCs w:val="18"/>
+        </w:rPr>
+        <w:t xml:space="preserve">, instrumentos o fondos alternativos </w:t>
+      </w:r>
       <w:r>
         <w:rPr>
           <w:i/>
@@ -5345,15 +5342,7 @@
           <w:sz w:val="18"/>
           <w:szCs w:val="18"/>
         </w:rPr>
-        <w:t>Funds</w:t>
-      </w:r>
-      <w:proofErr w:type="spellEnd"/>
-      <w:r>
-        <w:rPr>
-          <w:sz w:val="18"/>
-          <w:szCs w:val="18"/>
-        </w:rPr>
-        <w:t xml:space="preserve">, instrumentos o fondos alternativos </w:t>
+        <w:t>H</w:t>
       </w:r>
       <w:r>
         <w:rPr>
@@ -5362,7 +5351,7 @@
           <w:sz w:val="18"/>
           <w:szCs w:val="18"/>
         </w:rPr>
-        <w:t>H</w:t>
+        <w:t>edge</w:t>
       </w:r>
       <w:r>
         <w:rPr>
@@ -5371,7 +5360,7 @@
           <w:sz w:val="18"/>
           <w:szCs w:val="18"/>
         </w:rPr>
-        <w:t>edge</w:t>
+        <w:t xml:space="preserve"> F</w:t>
       </w:r>
       <w:r>
         <w:rPr>
@@ -5380,28 +5369,8 @@
           <w:sz w:val="18"/>
           <w:szCs w:val="18"/>
         </w:rPr>
-        <w:t xml:space="preserve"> </w:t>
-      </w:r>
-      <w:proofErr w:type="spellStart"/>
-      <w:r>
-        <w:rPr>
-          <w:i/>
-          <w:iCs/>
-          <w:sz w:val="18"/>
-          <w:szCs w:val="18"/>
-        </w:rPr>
-        <w:t>F</w:t>
-      </w:r>
-      <w:r>
-        <w:rPr>
-          <w:i/>
-          <w:iCs/>
-          <w:sz w:val="18"/>
-          <w:szCs w:val="18"/>
-        </w:rPr>
         <w:t>unds</w:t>
       </w:r>
-      <w:proofErr w:type="spellEnd"/>
       <w:r>
         <w:rPr>
           <w:sz w:val="18"/>
@@ -5414,46 +5383,14 @@
           <w:sz w:val="18"/>
           <w:szCs w:val="18"/>
         </w:rPr>
-        <w:t>de participación ordinaria (</w:t>
-      </w:r>
-      <w:proofErr w:type="spellStart"/>
-      <w:r>
-        <w:rPr>
-          <w:sz w:val="18"/>
-          <w:szCs w:val="18"/>
-        </w:rPr>
-        <w:t>CPO´s</w:t>
-      </w:r>
-      <w:proofErr w:type="spellEnd"/>
-      <w:r>
-        <w:rPr>
-          <w:sz w:val="18"/>
-          <w:szCs w:val="18"/>
-        </w:rPr>
-        <w:t xml:space="preserve">), certificados de participación </w:t>
-      </w:r>
-      <w:r>
-        <w:rPr>
-          <w:sz w:val="18"/>
-          <w:szCs w:val="18"/>
-        </w:rPr>
-        <w:t>inmobiliaria, certificados de capital de desarrollo (</w:t>
-      </w:r>
-      <w:proofErr w:type="spellStart"/>
-      <w:r>
-        <w:rPr>
-          <w:sz w:val="18"/>
-          <w:szCs w:val="18"/>
-        </w:rPr>
-        <w:t>CKD´s</w:t>
-      </w:r>
-      <w:proofErr w:type="spellEnd"/>
-      <w:r>
-        <w:rPr>
-          <w:sz w:val="18"/>
-          <w:szCs w:val="18"/>
-        </w:rPr>
-        <w:t>), productos estructurados cuyos subyacentes sea preponderantemente de renta variable, derechos fiduciarios de fideicomisos de inversión en bienes raíces</w:t>
+        <w:t xml:space="preserve">de participación ordinaria (CPO´s), certificados de participación </w:t>
+      </w:r>
+      <w:r>
+        <w:rPr>
+          <w:sz w:val="18"/>
+          <w:szCs w:val="18"/>
+        </w:rPr>
+        <w:t>inmobiliaria, certificados de capital de desarrollo (CKD´s), productos estructurados cuyos subyacentes sea preponderantemente de renta variable, derechos fiduciarios de fideicomisos de inversión en bienes raíces</w:t>
       </w:r>
       <w:r>
         <w:rPr>
@@ -5467,23 +5404,7 @@
           <w:sz w:val="18"/>
           <w:szCs w:val="18"/>
         </w:rPr>
-        <w:t xml:space="preserve">almente como </w:t>
-      </w:r>
-      <w:proofErr w:type="spellStart"/>
-      <w:r>
-        <w:rPr>
-          <w:sz w:val="18"/>
-          <w:szCs w:val="18"/>
-        </w:rPr>
-        <w:t>Trackers</w:t>
-      </w:r>
-      <w:proofErr w:type="spellEnd"/>
-      <w:r>
-        <w:rPr>
-          <w:sz w:val="18"/>
-          <w:szCs w:val="18"/>
-        </w:rPr>
-        <w:t xml:space="preserve"> o cualquier instrumento financiero que replique o contenga</w:t>
+        <w:t>almente como Trackers o cualquier instrumento financiero que replique o contenga</w:t>
       </w:r>
       <w:r>
         <w:rPr>
@@ -5497,102 +5418,14 @@
           <w:sz w:val="18"/>
           <w:szCs w:val="18"/>
         </w:rPr>
-        <w:t>estructurados con rendimiento variable, inversiones en capital privado (</w:t>
-      </w:r>
-      <w:proofErr w:type="spellStart"/>
-      <w:r>
-        <w:rPr>
-          <w:sz w:val="18"/>
-          <w:szCs w:val="18"/>
-        </w:rPr>
-        <w:t>private</w:t>
-      </w:r>
-      <w:proofErr w:type="spellEnd"/>
-      <w:r>
-        <w:rPr>
-          <w:sz w:val="18"/>
-          <w:szCs w:val="18"/>
-        </w:rPr>
-        <w:t xml:space="preserve"> </w:t>
-      </w:r>
-      <w:proofErr w:type="spellStart"/>
-      <w:r>
-        <w:rPr>
-          <w:sz w:val="18"/>
-          <w:szCs w:val="18"/>
-        </w:rPr>
-        <w:t>equity</w:t>
-      </w:r>
-      <w:proofErr w:type="spellEnd"/>
-      <w:r>
-        <w:rPr>
-          <w:sz w:val="18"/>
-          <w:szCs w:val="18"/>
-        </w:rPr>
-        <w:t>)</w:t>
-      </w:r>
-      <w:r>
-        <w:rPr>
-          <w:sz w:val="18"/>
-          <w:szCs w:val="18"/>
-        </w:rPr>
-        <w:t xml:space="preserve">, Exchange </w:t>
-      </w:r>
-      <w:proofErr w:type="spellStart"/>
-      <w:r>
-        <w:rPr>
-          <w:sz w:val="18"/>
-          <w:szCs w:val="18"/>
-        </w:rPr>
-        <w:t>Traded</w:t>
-      </w:r>
-      <w:proofErr w:type="spellEnd"/>
-      <w:r>
-        <w:rPr>
-          <w:sz w:val="18"/>
-          <w:szCs w:val="18"/>
-        </w:rPr>
-        <w:t xml:space="preserve"> </w:t>
-      </w:r>
-      <w:proofErr w:type="spellStart"/>
-      <w:r>
-        <w:rPr>
-          <w:sz w:val="18"/>
-          <w:szCs w:val="18"/>
-        </w:rPr>
-        <w:t>Funds</w:t>
-      </w:r>
-      <w:proofErr w:type="spellEnd"/>
-      <w:r>
-        <w:rPr>
-          <w:sz w:val="18"/>
-          <w:szCs w:val="18"/>
-        </w:rPr>
-        <w:t xml:space="preserve"> (</w:t>
-      </w:r>
-      <w:proofErr w:type="spellStart"/>
-      <w:r>
-        <w:rPr>
-          <w:sz w:val="18"/>
-          <w:szCs w:val="18"/>
-        </w:rPr>
-        <w:t>ETF´s</w:t>
-      </w:r>
-      <w:proofErr w:type="spellEnd"/>
-      <w:r>
-        <w:rPr>
-          <w:sz w:val="18"/>
-          <w:szCs w:val="18"/>
-        </w:rPr>
-        <w:t xml:space="preserve">), </w:t>
-      </w:r>
-      <w:proofErr w:type="spellStart"/>
-      <w:r>
-        <w:rPr>
-          <w:sz w:val="18"/>
-          <w:szCs w:val="18"/>
-        </w:rPr>
-        <w:t>i</w:t>
+        <w:t>estructurados con rendimiento variable, inversiones en capital privado (private equity)</w:t>
+      </w:r>
+      <w:r>
+        <w:rPr>
+          <w:sz w:val="18"/>
+          <w:szCs w:val="18"/>
+        </w:rPr>
+        <w:t>, Exchange Traded Funds (ETF´s), i</w:t>
       </w:r>
       <w:r>
         <w:rPr>
@@ -5606,15 +5439,7 @@
           <w:sz w:val="18"/>
           <w:szCs w:val="18"/>
         </w:rPr>
-        <w:t>hares</w:t>
-      </w:r>
-      <w:proofErr w:type="spellEnd"/>
-      <w:r>
-        <w:rPr>
-          <w:sz w:val="18"/>
-          <w:szCs w:val="18"/>
-        </w:rPr>
-        <w:t xml:space="preserve"> cuyo subyacente sea preponderantemente instrumentos de renta variable o cualquier otro </w:t>
+        <w:t xml:space="preserve">hares cuyo subyacente sea preponderantemente instrumentos de renta variable o cualquier otro </w:t>
       </w:r>
       <w:r>
         <w:rPr>
@@ -6577,23 +6402,7 @@
           <w:sz w:val="18"/>
           <w:szCs w:val="18"/>
         </w:rPr>
-        <w:t xml:space="preserve">, y </w:t>
-      </w:r>
-      <w:proofErr w:type="spellStart"/>
-      <w:r>
-        <w:rPr>
-          <w:sz w:val="18"/>
-          <w:szCs w:val="18"/>
-        </w:rPr>
-        <w:t>ii</w:t>
-      </w:r>
-      <w:proofErr w:type="spellEnd"/>
-      <w:r>
-        <w:rPr>
-          <w:sz w:val="18"/>
-          <w:szCs w:val="18"/>
-        </w:rPr>
-        <w:t>) En su caso, aportar más recursos para el cumplimiento de las obligaciones contraídas en la celebración de ciertos tipos de instrumentos financieros derivados.</w:t>
+        <w:t>, y ii) En su caso, aportar más recursos para el cumplimiento de las obligaciones contraídas en la celebración de ciertos tipos de instrumentos financieros derivados.</w:t>
       </w:r>
     </w:p>
     <w:p>
@@ -8314,7 +8123,6 @@
         </w:rPr>
         <w:t xml:space="preserve"> así como </w:t>
       </w:r>
-      <w:proofErr w:type="spellStart"/>
       <w:r>
         <w:rPr>
           <w:i/>
@@ -8342,7 +8150,6 @@
         </w:rPr>
         <w:t>modities</w:t>
       </w:r>
-      <w:proofErr w:type="spellEnd"/>
       <w:r>
         <w:rPr>
           <w:sz w:val="18"/>
@@ -8669,7 +8476,6 @@
         </w:rPr>
         <w:t xml:space="preserve">Asesor determinará </w:t>
       </w:r>
-      <w:proofErr w:type="gramStart"/>
       <w:r>
         <w:rPr>
           <w:sz w:val="18"/>
@@ -8684,7 +8490,6 @@
         </w:rPr>
         <w:t>juntamente con</w:t>
       </w:r>
-      <w:proofErr w:type="gramEnd"/>
       <w:r>
         <w:rPr>
           <w:sz w:val="18"/>
@@ -9732,8 +9537,12 @@
       </w:pPr>
     </w:p>
     <w:sectPr>
-      <w:headerReference w:type="default" r:id="rId8"/>
-      <w:footerReference w:type="default" r:id="rId9"/>
+      <w:headerReference w:type="even" r:id="rId8"/>
+      <w:headerReference w:type="default" r:id="rId9"/>
+      <w:footerReference w:type="even" r:id="rId10"/>
+      <w:footerReference w:type="default" r:id="rId11"/>
+      <w:headerReference w:type="first" r:id="rId12"/>
+      <w:footerReference w:type="first" r:id="rId13"/>
       <w:pgSz w:w="12240" w:h="15840"/>
       <w:pgMar w:top="1417" w:right="1701" w:bottom="1417" w:left="1701" w:header="708" w:footer="708" w:gutter="0"/>
       <w:cols w:space="708"/>
@@ -9769,6 +9578,16 @@
 </file>
 
 <file path=word/footer1.xml><?xml version="1.0" encoding="utf-8"?>
+<w:ftr xmlns:wpc="http://schemas.microsoft.com/office/word/2010/wordprocessingCanvas" xmlns:cx="http://schemas.microsoft.com/office/drawing/2014/chartex" xmlns:cx1="http://schemas.microsoft.com/office/drawing/2015/9/8/chartex" xmlns:cx2="http://schemas.microsoft.com/office/drawing/2015/10/21/chartex" xmlns:cx3="http://schemas.microsoft.com/office/drawing/2016/5/9/chartex" xmlns:cx4="http://schemas.microsoft.com/office/drawing/2016/5/10/chartex" xmlns:cx5="http://schemas.microsoft.com/office/drawing/2016/5/11/chartex" xmlns:cx6="http://schemas.microsoft.com/office/drawing/2016/5/12/chartex" xmlns:cx7="http://schemas.microsoft.com/office/drawing/2016/5/13/chartex" xmlns:cx8="http://schemas.microsoft.com/office/drawing/2016/5/14/chartex" xmlns:mc="http://schemas.openxmlformats.org/markup-compatibility/2006" xmlns:aink="http://schemas.microsoft.com/office/drawing/2016/ink" xmlns:am3d="http://schemas.microsoft.com/office/drawing/2017/model3d" xmlns:o="urn:schemas-microsoft-com:office:office" xmlns:oel="http://schemas.microsoft.com/office/2019/extlst" xmlns:r="http://schemas.openxmlformats.org/officeDocument/2006/relationships" xmlns:m="http://schemas.openxmlformats.org/officeDocument/2006/math" xmlns:v="urn:schemas-microsoft-com:vml" xmlns:wp14="http://schemas.microsoft.com/office/word/2010/wordprocessingDrawing" xmlns:wp="http://schemas.openxmlformats.org/drawingml/2006/wordprocessingDrawing" xmlns:w10="urn:schemas-microsoft-com:office:word" xmlns:w="http://schemas.openxmlformats.org/wordprocessingml/2006/main" xmlns:w14="http://schemas.microsoft.com/office/word/2010/wordml" xmlns:w15="http://schemas.microsoft.com/office/word/2012/wordml" xmlns:w16cex="http://schemas.microsoft.com/office/word/2018/wordml/cex" xmlns:w16cid="http://schemas.microsoft.com/office/word/2016/wordml/cid" xmlns:w16="http://schemas.microsoft.com/office/word/2018/wordml" xmlns:w16du="http://schemas.microsoft.com/office/word/2023/wordml/word16du" xmlns:w16sdtdh="http://schemas.microsoft.com/office/word/2020/wordml/sdtdatahash" xmlns:w16sdtfl="http://schemas.microsoft.com/office/word/2024/wordml/sdtformatlock" xmlns:w16se="http://schemas.microsoft.com/office/word/2015/wordml/symex" xmlns:wpg="http://schemas.microsoft.com/office/word/2010/wordprocessingGroup" xmlns:wpi="http://schemas.microsoft.com/office/word/2010/wordprocessingInk" xmlns:wne="http://schemas.microsoft.com/office/word/2006/wordml" xmlns:wps="http://schemas.microsoft.com/office/word/2010/wordprocessingShape" mc:Ignorable="w14 w15 w16se w16cid w16 w16cex w16sdtdh w16sdtfl w16du wp14">
+  <w:p>
+    <w:pPr>
+      <w:pStyle w:val="Piedepgina"/>
+    </w:pPr>
+  </w:p>
+</w:ftr>
+</file>
+
+<file path=word/footer2.xml><?xml version="1.0" encoding="utf-8"?>
 <w:ftr xmlns:wpc="http://schemas.microsoft.com/office/word/2010/wordprocessingCanvas" xmlns:cx="http://schemas.microsoft.com/office/drawing/2014/chartex" xmlns:cx1="http://schemas.microsoft.com/office/drawing/2015/9/8/chartex" xmlns:cx2="http://schemas.microsoft.com/office/drawing/2015/10/21/chartex" xmlns:cx3="http://schemas.microsoft.com/office/drawing/2016/5/9/chartex" xmlns:cx4="http://schemas.microsoft.com/office/drawing/2016/5/10/chartex" xmlns:cx5="http://schemas.microsoft.com/office/drawing/2016/5/11/chartex" xmlns:cx6="http://schemas.microsoft.com/office/drawing/2016/5/12/chartex" xmlns:cx7="http://schemas.microsoft.com/office/drawing/2016/5/13/chartex" xmlns:cx8="http://schemas.microsoft.com/office/drawing/2016/5/14/chartex" xmlns:mc="http://schemas.openxmlformats.org/markup-compatibility/2006" xmlns:aink="http://schemas.microsoft.com/office/drawing/2016/ink" xmlns:am3d="http://schemas.microsoft.com/office/drawing/2017/model3d" xmlns:o="urn:schemas-microsoft-com:office:office" xmlns:oel="http://schemas.microsoft.com/office/2019/extlst" xmlns:r="http://schemas.openxmlformats.org/officeDocument/2006/relationships" xmlns:m="http://schemas.openxmlformats.org/officeDocument/2006/math" xmlns:v="urn:schemas-microsoft-com:vml" xmlns:wp14="http://schemas.microsoft.com/office/word/2010/wordprocessingDrawing" xmlns:wp="http://schemas.openxmlformats.org/drawingml/2006/wordprocessingDrawing" xmlns:w10="urn:schemas-microsoft-com:office:word" xmlns:w="http://schemas.openxmlformats.org/wordprocessingml/2006/main" xmlns:w14="http://schemas.microsoft.com/office/word/2010/wordml" xmlns:w15="http://schemas.microsoft.com/office/word/2012/wordml" xmlns:w16cex="http://schemas.microsoft.com/office/word/2018/wordml/cex" xmlns:w16cid="http://schemas.microsoft.com/office/word/2016/wordml/cid" xmlns:w16="http://schemas.microsoft.com/office/word/2018/wordml" xmlns:w16du="http://schemas.microsoft.com/office/word/2023/wordml/word16du" xmlns:w16sdtdh="http://schemas.microsoft.com/office/word/2020/wordml/sdtdatahash" xmlns:w16sdtfl="http://schemas.microsoft.com/office/word/2024/wordml/sdtformatlock" xmlns:w16se="http://schemas.microsoft.com/office/word/2015/wordml/symex" xmlns:wpg="http://schemas.microsoft.com/office/word/2010/wordprocessingGroup" xmlns:wpi="http://schemas.microsoft.com/office/word/2010/wordprocessingInk" xmlns:wne="http://schemas.microsoft.com/office/word/2006/wordml" xmlns:wps="http://schemas.microsoft.com/office/word/2010/wordprocessingShape" mc:Ignorable="w14 w15 w16se w16cid w16 w16cex w16sdtdh w16sdtfl w16du wp14">
   <w:sdt>
     <w:sdtPr>
@@ -9814,6 +9633,16 @@
 </w:ftr>
 </file>
 
+<file path=word/footer3.xml><?xml version="1.0" encoding="utf-8"?>
+<w:ftr xmlns:wpc="http://schemas.microsoft.com/office/word/2010/wordprocessingCanvas" xmlns:cx="http://schemas.microsoft.com/office/drawing/2014/chartex" xmlns:cx1="http://schemas.microsoft.com/office/drawing/2015/9/8/chartex" xmlns:cx2="http://schemas.microsoft.com/office/drawing/2015/10/21/chartex" xmlns:cx3="http://schemas.microsoft.com/office/drawing/2016/5/9/chartex" xmlns:cx4="http://schemas.microsoft.com/office/drawing/2016/5/10/chartex" xmlns:cx5="http://schemas.microsoft.com/office/drawing/2016/5/11/chartex" xmlns:cx6="http://schemas.microsoft.com/office/drawing/2016/5/12/chartex" xmlns:cx7="http://schemas.microsoft.com/office/drawing/2016/5/13/chartex" xmlns:cx8="http://schemas.microsoft.com/office/drawing/2016/5/14/chartex" xmlns:mc="http://schemas.openxmlformats.org/markup-compatibility/2006" xmlns:aink="http://schemas.microsoft.com/office/drawing/2016/ink" xmlns:am3d="http://schemas.microsoft.com/office/drawing/2017/model3d" xmlns:o="urn:schemas-microsoft-com:office:office" xmlns:oel="http://schemas.microsoft.com/office/2019/extlst" xmlns:r="http://schemas.openxmlformats.org/officeDocument/2006/relationships" xmlns:m="http://schemas.openxmlformats.org/officeDocument/2006/math" xmlns:v="urn:schemas-microsoft-com:vml" xmlns:wp14="http://schemas.microsoft.com/office/word/2010/wordprocessingDrawing" xmlns:wp="http://schemas.openxmlformats.org/drawingml/2006/wordprocessingDrawing" xmlns:w10="urn:schemas-microsoft-com:office:word" xmlns:w="http://schemas.openxmlformats.org/wordprocessingml/2006/main" xmlns:w14="http://schemas.microsoft.com/office/word/2010/wordml" xmlns:w15="http://schemas.microsoft.com/office/word/2012/wordml" xmlns:w16cex="http://schemas.microsoft.com/office/word/2018/wordml/cex" xmlns:w16cid="http://schemas.microsoft.com/office/word/2016/wordml/cid" xmlns:w16="http://schemas.microsoft.com/office/word/2018/wordml" xmlns:w16du="http://schemas.microsoft.com/office/word/2023/wordml/word16du" xmlns:w16sdtdh="http://schemas.microsoft.com/office/word/2020/wordml/sdtdatahash" xmlns:w16sdtfl="http://schemas.microsoft.com/office/word/2024/wordml/sdtformatlock" xmlns:w16se="http://schemas.microsoft.com/office/word/2015/wordml/symex" xmlns:wpg="http://schemas.microsoft.com/office/word/2010/wordprocessingGroup" xmlns:wpi="http://schemas.microsoft.com/office/word/2010/wordprocessingInk" xmlns:wne="http://schemas.microsoft.com/office/word/2006/wordml" xmlns:wps="http://schemas.microsoft.com/office/word/2010/wordprocessingShape" mc:Ignorable="w14 w15 w16se w16cid w16 w16cex w16sdtdh w16sdtfl w16du wp14">
+  <w:p>
+    <w:pPr>
+      <w:pStyle w:val="Piedepgina"/>
+    </w:pPr>
+  </w:p>
+</w:ftr>
+</file>
+
 <file path=word/footnotes.xml><?xml version="1.0" encoding="utf-8"?>
 <w:footnotes xmlns:wpc="http://schemas.microsoft.com/office/word/2010/wordprocessingCanvas" xmlns:cx="http://schemas.microsoft.com/office/drawing/2014/chartex" xmlns:cx1="http://schemas.microsoft.com/office/drawing/2015/9/8/chartex" xmlns:cx2="http://schemas.microsoft.com/office/drawing/2015/10/21/chartex" xmlns:cx3="http://schemas.microsoft.com/office/drawing/2016/5/9/chartex" xmlns:cx4="http://schemas.microsoft.com/office/drawing/2016/5/10/chartex" xmlns:cx5="http://schemas.microsoft.com/office/drawing/2016/5/11/chartex" xmlns:cx6="http://schemas.microsoft.com/office/drawing/2016/5/12/chartex" xmlns:cx7="http://schemas.microsoft.com/office/drawing/2016/5/13/chartex" xmlns:cx8="http://schemas.microsoft.com/office/drawing/2016/5/14/chartex" xmlns:mc="http://schemas.openxmlformats.org/markup-compatibility/2006" xmlns:aink="http://schemas.microsoft.com/office/drawing/2016/ink" xmlns:am3d="http://schemas.microsoft.com/office/drawing/2017/model3d" xmlns:o="urn:schemas-microsoft-com:office:office" xmlns:oel="http://schemas.microsoft.com/office/2019/extlst" xmlns:r="http://schemas.openxmlformats.org/officeDocument/2006/relationships" xmlns:m="http://schemas.openxmlformats.org/officeDocument/2006/math" xmlns:v="urn:schemas-microsoft-com:vml" xmlns:wp14="http://schemas.microsoft.com/office/word/2010/wordprocessingDrawing" xmlns:wp="http://schemas.openxmlformats.org/drawingml/2006/wordprocessingDrawing" xmlns:w10="urn:schemas-microsoft-com:office:word" xmlns:w="http://schemas.openxmlformats.org/wordprocessingml/2006/main" xmlns:w14="http://schemas.microsoft.com/office/word/2010/wordml" xmlns:w15="http://schemas.microsoft.com/office/word/2012/wordml" xmlns:w16cex="http://schemas.microsoft.com/office/word/2018/wordml/cex" xmlns:w16cid="http://schemas.microsoft.com/office/word/2016/wordml/cid" xmlns:w16="http://schemas.microsoft.com/office/word/2018/wordml" xmlns:w16du="http://schemas.microsoft.com/office/word/2023/wordml/word16du" xmlns:w16sdtdh="http://schemas.microsoft.com/office/word/2020/wordml/sdtdatahash" xmlns:w16sdtfl="http://schemas.microsoft.com/office/word/2024/wordml/sdtformatlock" xmlns:w16se="http://schemas.microsoft.com/office/word/2015/wordml/symex" xmlns:wpg="http://schemas.microsoft.com/office/word/2010/wordprocessingGroup" xmlns:wpi="http://schemas.microsoft.com/office/word/2010/wordprocessingInk" xmlns:wne="http://schemas.microsoft.com/office/word/2006/wordml" xmlns:wps="http://schemas.microsoft.com/office/word/2010/wordprocessingShape" mc:Ignorable="w14 w15 w16se w16cid w16 w16cex w16sdtdh w16sdtfl w16du wp14">
   <w:footnote w:type="separator" w:id="-1">
@@ -9840,6 +9669,16 @@
 </file>
 
 <file path=word/header1.xml><?xml version="1.0" encoding="utf-8"?>
+<w:hdr xmlns:wpc="http://schemas.microsoft.com/office/word/2010/wordprocessingCanvas" xmlns:cx="http://schemas.microsoft.com/office/drawing/2014/chartex" xmlns:cx1="http://schemas.microsoft.com/office/drawing/2015/9/8/chartex" xmlns:cx2="http://schemas.microsoft.com/office/drawing/2015/10/21/chartex" xmlns:cx3="http://schemas.microsoft.com/office/drawing/2016/5/9/chartex" xmlns:cx4="http://schemas.microsoft.com/office/drawing/2016/5/10/chartex" xmlns:cx5="http://schemas.microsoft.com/office/drawing/2016/5/11/chartex" xmlns:cx6="http://schemas.microsoft.com/office/drawing/2016/5/12/chartex" xmlns:cx7="http://schemas.microsoft.com/office/drawing/2016/5/13/chartex" xmlns:cx8="http://schemas.microsoft.com/office/drawing/2016/5/14/chartex" xmlns:mc="http://schemas.openxmlformats.org/markup-compatibility/2006" xmlns:aink="http://schemas.microsoft.com/office/drawing/2016/ink" xmlns:am3d="http://schemas.microsoft.com/office/drawing/2017/model3d" xmlns:o="urn:schemas-microsoft-com:office:office" xmlns:oel="http://schemas.microsoft.com/office/2019/extlst" xmlns:r="http://schemas.openxmlformats.org/officeDocument/2006/relationships" xmlns:m="http://schemas.openxmlformats.org/officeDocument/2006/math" xmlns:v="urn:schemas-microsoft-com:vml" xmlns:wp14="http://schemas.microsoft.com/office/word/2010/wordprocessingDrawing" xmlns:wp="http://schemas.openxmlformats.org/drawingml/2006/wordprocessingDrawing" xmlns:w10="urn:schemas-microsoft-com:office:word" xmlns:w="http://schemas.openxmlformats.org/wordprocessingml/2006/main" xmlns:w14="http://schemas.microsoft.com/office/word/2010/wordml" xmlns:w15="http://schemas.microsoft.com/office/word/2012/wordml" xmlns:w16cex="http://schemas.microsoft.com/office/word/2018/wordml/cex" xmlns:w16cid="http://schemas.microsoft.com/office/word/2016/wordml/cid" xmlns:w16="http://schemas.microsoft.com/office/word/2018/wordml" xmlns:w16du="http://schemas.microsoft.com/office/word/2023/wordml/word16du" xmlns:w16sdtdh="http://schemas.microsoft.com/office/word/2020/wordml/sdtdatahash" xmlns:w16sdtfl="http://schemas.microsoft.com/office/word/2024/wordml/sdtformatlock" xmlns:w16se="http://schemas.microsoft.com/office/word/2015/wordml/symex" xmlns:wpg="http://schemas.microsoft.com/office/word/2010/wordprocessingGroup" xmlns:wpi="http://schemas.microsoft.com/office/word/2010/wordprocessingInk" xmlns:wne="http://schemas.microsoft.com/office/word/2006/wordml" xmlns:wps="http://schemas.microsoft.com/office/word/2010/wordprocessingShape" mc:Ignorable="w14 w15 w16se w16cid w16 w16cex w16sdtdh w16sdtfl w16du wp14">
+  <w:p>
+    <w:pPr>
+      <w:pStyle w:val="Encabezado"/>
+    </w:pPr>
+  </w:p>
+</w:hdr>
+</file>
+
+<file path=word/header2.xml><?xml version="1.0" encoding="utf-8"?>
 <w:hdr xmlns:wpc="http://schemas.microsoft.com/office/word/2010/wordprocessingCanvas" xmlns:cx="http://schemas.microsoft.com/office/drawing/2014/chartex" xmlns:cx1="http://schemas.microsoft.com/office/drawing/2015/9/8/chartex" xmlns:cx2="http://schemas.microsoft.com/office/drawing/2015/10/21/chartex" xmlns:cx3="http://schemas.microsoft.com/office/drawing/2016/5/9/chartex" xmlns:cx4="http://schemas.microsoft.com/office/drawing/2016/5/10/chartex" xmlns:cx5="http://schemas.microsoft.com/office/drawing/2016/5/11/chartex" xmlns:cx6="http://schemas.microsoft.com/office/drawing/2016/5/12/chartex" xmlns:cx7="http://schemas.microsoft.com/office/drawing/2016/5/13/chartex" xmlns:cx8="http://schemas.microsoft.com/office/drawing/2016/5/14/chartex" xmlns:mc="http://schemas.openxmlformats.org/markup-compatibility/2006" xmlns:aink="http://schemas.microsoft.com/office/drawing/2016/ink" xmlns:am3d="http://schemas.microsoft.com/office/drawing/2017/model3d" xmlns:o="urn:schemas-microsoft-com:office:office" xmlns:oel="http://schemas.microsoft.com/office/2019/extlst" xmlns:r="http://schemas.openxmlformats.org/officeDocument/2006/relationships" xmlns:m="http://schemas.openxmlformats.org/officeDocument/2006/math" xmlns:v="urn:schemas-microsoft-com:vml" xmlns:wp14="http://schemas.microsoft.com/office/word/2010/wordprocessingDrawing" xmlns:wp="http://schemas.openxmlformats.org/drawingml/2006/wordprocessingDrawing" xmlns:w10="urn:schemas-microsoft-com:office:word" xmlns:w="http://schemas.openxmlformats.org/wordprocessingml/2006/main" xmlns:w14="http://schemas.microsoft.com/office/word/2010/wordml" xmlns:w15="http://schemas.microsoft.com/office/word/2012/wordml" xmlns:w16cex="http://schemas.microsoft.com/office/word/2018/wordml/cex" xmlns:w16cid="http://schemas.microsoft.com/office/word/2016/wordml/cid" xmlns:w16="http://schemas.microsoft.com/office/word/2018/wordml" xmlns:w16du="http://schemas.microsoft.com/office/word/2023/wordml/word16du" xmlns:w16sdtdh="http://schemas.microsoft.com/office/word/2020/wordml/sdtdatahash" xmlns:w16sdtfl="http://schemas.microsoft.com/office/word/2024/wordml/sdtformatlock" xmlns:w16se="http://schemas.microsoft.com/office/word/2015/wordml/symex" xmlns:wpg="http://schemas.microsoft.com/office/word/2010/wordprocessingGroup" xmlns:wpi="http://schemas.microsoft.com/office/word/2010/wordprocessingInk" xmlns:wne="http://schemas.microsoft.com/office/word/2006/wordml" xmlns:wps="http://schemas.microsoft.com/office/word/2010/wordprocessingShape" mc:Ignorable="w14 w15 w16se w16cid w16 w16cex w16sdtdh w16sdtfl w16du wp14">
   <w:p>
     <w:pPr>
@@ -9852,15 +9691,15 @@
       <mc:AlternateContent>
         <mc:Choice Requires="wps">
           <w:drawing>
-            <wp:anchor distT="0" distB="0" distL="114300" distR="114300" simplePos="0" relativeHeight="251659264" behindDoc="0" locked="0" layoutInCell="1" allowOverlap="1" wp14:anchorId="28EB99C1" wp14:editId="0BD34252">
+            <wp:anchor distT="0" distB="0" distL="114300" distR="114300" simplePos="0" relativeHeight="251659264" behindDoc="0" locked="0" layoutInCell="1" allowOverlap="1" wp14:anchorId="28EB99C1" wp14:editId="3A9070DE">
               <wp:simplePos x="0" y="0"/>
               <wp:positionH relativeFrom="column">
-                <wp:posOffset>5387340</wp:posOffset>
+                <wp:posOffset>5387721</wp:posOffset>
               </wp:positionH>
               <wp:positionV relativeFrom="paragraph">
-                <wp:posOffset>-125730</wp:posOffset>
+                <wp:posOffset>-126492</wp:posOffset>
               </wp:positionV>
-              <wp:extent cx="895350" cy="333375"/>
+              <wp:extent cx="883920" cy="333375"/>
               <wp:effectExtent l="0" t="0" r="0" b="0"/>
               <wp:wrapNone/>
               <wp:docPr id="686808552" name="Cuadro de texto 1"/>
@@ -9872,7 +9711,7 @@
                     <wps:spPr>
                       <a:xfrm>
                         <a:off x="0" y="0"/>
-                        <a:ext cx="895350" cy="333375"/>
+                        <a:ext cx="883920" cy="333375"/>
                       </a:xfrm>
                       <a:prstGeom prst="rect">
                         <a:avLst/>
@@ -9972,7 +9811,7 @@
               <v:stroke joinstyle="miter"/>
               <v:path gradientshapeok="t" o:connecttype="rect"/>
             </v:shapetype>
-            <v:shape id="Cuadro de texto 1" o:spid="_x0000_s1026" type="#_x0000_t202" style="position:absolute;margin-left:424.2pt;margin-top:-9.9pt;width:70.5pt;height:26.25pt;z-index:251659264;visibility:visible;mso-wrap-style:square;mso-width-percent:0;mso-height-percent:0;mso-wrap-distance-left:9pt;mso-wrap-distance-top:0;mso-wrap-distance-right:9pt;mso-wrap-distance-bottom:0;mso-position-horizontal:absolute;mso-position-horizontal-relative:text;mso-position-vertical:absolute;mso-position-vertical-relative:text;mso-width-percent:0;mso-height-percent:0;mso-width-relative:margin;mso-height-relative:margin;v-text-anchor:top" o:gfxdata="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" filled="f" stroked="f" strokeweight=".5pt">
+            <v:shape id="Cuadro de texto 1" o:spid="_x0000_s1026" type="#_x0000_t202" style="position:absolute;margin-left:424.25pt;margin-top:-9.95pt;width:69.6pt;height:26.25pt;z-index:251659264;visibility:visible;mso-wrap-style:square;mso-width-percent:0;mso-height-percent:0;mso-wrap-distance-left:9pt;mso-wrap-distance-top:0;mso-wrap-distance-right:9pt;mso-wrap-distance-bottom:0;mso-position-horizontal:absolute;mso-position-horizontal-relative:text;mso-position-vertical:absolute;mso-position-vertical-relative:text;mso-width-percent:0;mso-height-percent:0;mso-width-relative:margin;mso-height-relative:margin;v-text-anchor:top" o:gfxdata="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" filled="f" stroked="f" strokeweight=".5pt">
               <v:textbox>
                 <w:txbxContent>
                   <w:p>
@@ -10104,6 +9943,16 @@
         </wp:anchor>
       </w:drawing>
     </w:r>
+  </w:p>
+</w:hdr>
+</file>
+
+<file path=word/header3.xml><?xml version="1.0" encoding="utf-8"?>
+<w:hdr xmlns:wpc="http://schemas.microsoft.com/office/word/2010/wordprocessingCanvas" xmlns:cx="http://schemas.microsoft.com/office/drawing/2014/chartex" xmlns:cx1="http://schemas.microsoft.com/office/drawing/2015/9/8/chartex" xmlns:cx2="http://schemas.microsoft.com/office/drawing/2015/10/21/chartex" xmlns:cx3="http://schemas.microsoft.com/office/drawing/2016/5/9/chartex" xmlns:cx4="http://schemas.microsoft.com/office/drawing/2016/5/10/chartex" xmlns:cx5="http://schemas.microsoft.com/office/drawing/2016/5/11/chartex" xmlns:cx6="http://schemas.microsoft.com/office/drawing/2016/5/12/chartex" xmlns:cx7="http://schemas.microsoft.com/office/drawing/2016/5/13/chartex" xmlns:cx8="http://schemas.microsoft.com/office/drawing/2016/5/14/chartex" xmlns:mc="http://schemas.openxmlformats.org/markup-compatibility/2006" xmlns:aink="http://schemas.microsoft.com/office/drawing/2016/ink" xmlns:am3d="http://schemas.microsoft.com/office/drawing/2017/model3d" xmlns:o="urn:schemas-microsoft-com:office:office" xmlns:oel="http://schemas.microsoft.com/office/2019/extlst" xmlns:r="http://schemas.openxmlformats.org/officeDocument/2006/relationships" xmlns:m="http://schemas.openxmlformats.org/officeDocument/2006/math" xmlns:v="urn:schemas-microsoft-com:vml" xmlns:wp14="http://schemas.microsoft.com/office/word/2010/wordprocessingDrawing" xmlns:wp="http://schemas.openxmlformats.org/drawingml/2006/wordprocessingDrawing" xmlns:w10="urn:schemas-microsoft-com:office:word" xmlns:w="http://schemas.openxmlformats.org/wordprocessingml/2006/main" xmlns:w14="http://schemas.microsoft.com/office/word/2010/wordml" xmlns:w15="http://schemas.microsoft.com/office/word/2012/wordml" xmlns:w16cex="http://schemas.microsoft.com/office/word/2018/wordml/cex" xmlns:w16cid="http://schemas.microsoft.com/office/word/2016/wordml/cid" xmlns:w16="http://schemas.microsoft.com/office/word/2018/wordml" xmlns:w16du="http://schemas.microsoft.com/office/word/2023/wordml/word16du" xmlns:w16sdtdh="http://schemas.microsoft.com/office/word/2020/wordml/sdtdatahash" xmlns:w16sdtfl="http://schemas.microsoft.com/office/word/2024/wordml/sdtformatlock" xmlns:w16se="http://schemas.microsoft.com/office/word/2015/wordml/symex" xmlns:wpg="http://schemas.microsoft.com/office/word/2010/wordprocessingGroup" xmlns:wpi="http://schemas.microsoft.com/office/word/2010/wordprocessingInk" xmlns:wne="http://schemas.microsoft.com/office/word/2006/wordml" xmlns:wps="http://schemas.microsoft.com/office/word/2010/wordprocessingShape" mc:Ignorable="w14 w15 w16se w16cid w16 w16cex w16sdtdh w16sdtfl w16du wp14">
+  <w:p>
+    <w:pPr>
+      <w:pStyle w:val="Encabezado"/>
+    </w:pPr>
   </w:p>
 </w:hdr>
 </file>

--- a/apertura_app/templates/pf/10-Marco General de Actuación v2.docx
+++ b/apertura_app/templates/pf/10-Marco General de Actuación v2.docx
@@ -5240,6 +5240,7 @@
         </w:rPr>
         <w:t xml:space="preserve"> de inversión de corto, mediano o largo plazo existente en el mercado nacional o extranjero, </w:t>
       </w:r>
+      <w:proofErr w:type="spellStart"/>
       <w:r>
         <w:rPr>
           <w:sz w:val="18"/>
@@ -5259,7 +5260,15 @@
           <w:sz w:val="18"/>
           <w:szCs w:val="18"/>
         </w:rPr>
-        <w:t xml:space="preserve">hares cuyo subyacente sea </w:t>
+        <w:t>hares</w:t>
+      </w:r>
+      <w:proofErr w:type="spellEnd"/>
+      <w:r>
+        <w:rPr>
+          <w:sz w:val="18"/>
+          <w:szCs w:val="18"/>
+        </w:rPr>
+        <w:t xml:space="preserve"> cuyo subyacente sea </w:t>
       </w:r>
       <w:r>
         <w:rPr>
@@ -5326,15 +5335,9 @@
           <w:sz w:val="18"/>
           <w:szCs w:val="18"/>
         </w:rPr>
-        <w:t>Mutual Funds</w:t>
-      </w:r>
-      <w:r>
-        <w:rPr>
-          <w:sz w:val="18"/>
-          <w:szCs w:val="18"/>
-        </w:rPr>
-        <w:t xml:space="preserve">, instrumentos o fondos alternativos </w:t>
-      </w:r>
+        <w:t xml:space="preserve">Mutual </w:t>
+      </w:r>
+      <w:proofErr w:type="spellStart"/>
       <w:r>
         <w:rPr>
           <w:i/>
@@ -5342,7 +5345,15 @@
           <w:sz w:val="18"/>
           <w:szCs w:val="18"/>
         </w:rPr>
-        <w:t>H</w:t>
+        <w:t>Funds</w:t>
+      </w:r>
+      <w:proofErr w:type="spellEnd"/>
+      <w:r>
+        <w:rPr>
+          <w:sz w:val="18"/>
+          <w:szCs w:val="18"/>
+        </w:rPr>
+        <w:t xml:space="preserve">, instrumentos o fondos alternativos </w:t>
       </w:r>
       <w:r>
         <w:rPr>
@@ -5351,7 +5362,7 @@
           <w:sz w:val="18"/>
           <w:szCs w:val="18"/>
         </w:rPr>
-        <w:t>edge</w:t>
+        <w:t>H</w:t>
       </w:r>
       <w:r>
         <w:rPr>
@@ -5360,7 +5371,7 @@
           <w:sz w:val="18"/>
           <w:szCs w:val="18"/>
         </w:rPr>
-        <w:t xml:space="preserve"> F</w:t>
+        <w:t>edge</w:t>
       </w:r>
       <w:r>
         <w:rPr>
@@ -5369,8 +5380,28 @@
           <w:sz w:val="18"/>
           <w:szCs w:val="18"/>
         </w:rPr>
+        <w:t xml:space="preserve"> </w:t>
+      </w:r>
+      <w:proofErr w:type="spellStart"/>
+      <w:r>
+        <w:rPr>
+          <w:i/>
+          <w:iCs/>
+          <w:sz w:val="18"/>
+          <w:szCs w:val="18"/>
+        </w:rPr>
+        <w:t>F</w:t>
+      </w:r>
+      <w:r>
+        <w:rPr>
+          <w:i/>
+          <w:iCs/>
+          <w:sz w:val="18"/>
+          <w:szCs w:val="18"/>
+        </w:rPr>
         <w:t>unds</w:t>
       </w:r>
+      <w:proofErr w:type="spellEnd"/>
       <w:r>
         <w:rPr>
           <w:sz w:val="18"/>
@@ -5383,14 +5414,46 @@
           <w:sz w:val="18"/>
           <w:szCs w:val="18"/>
         </w:rPr>
-        <w:t xml:space="preserve">de participación ordinaria (CPO´s), certificados de participación </w:t>
-      </w:r>
-      <w:r>
-        <w:rPr>
-          <w:sz w:val="18"/>
-          <w:szCs w:val="18"/>
-        </w:rPr>
-        <w:t>inmobiliaria, certificados de capital de desarrollo (CKD´s), productos estructurados cuyos subyacentes sea preponderantemente de renta variable, derechos fiduciarios de fideicomisos de inversión en bienes raíces</w:t>
+        <w:t>de participación ordinaria (</w:t>
+      </w:r>
+      <w:proofErr w:type="spellStart"/>
+      <w:r>
+        <w:rPr>
+          <w:sz w:val="18"/>
+          <w:szCs w:val="18"/>
+        </w:rPr>
+        <w:t>CPO´s</w:t>
+      </w:r>
+      <w:proofErr w:type="spellEnd"/>
+      <w:r>
+        <w:rPr>
+          <w:sz w:val="18"/>
+          <w:szCs w:val="18"/>
+        </w:rPr>
+        <w:t xml:space="preserve">), certificados de participación </w:t>
+      </w:r>
+      <w:r>
+        <w:rPr>
+          <w:sz w:val="18"/>
+          <w:szCs w:val="18"/>
+        </w:rPr>
+        <w:t>inmobiliaria, certificados de capital de desarrollo (</w:t>
+      </w:r>
+      <w:proofErr w:type="spellStart"/>
+      <w:r>
+        <w:rPr>
+          <w:sz w:val="18"/>
+          <w:szCs w:val="18"/>
+        </w:rPr>
+        <w:t>CKD´s</w:t>
+      </w:r>
+      <w:proofErr w:type="spellEnd"/>
+      <w:r>
+        <w:rPr>
+          <w:sz w:val="18"/>
+          <w:szCs w:val="18"/>
+        </w:rPr>
+        <w:t>), productos estructurados cuyos subyacentes sea preponderantemente de renta variable, derechos fiduciarios de fideicomisos de inversión en bienes raíces</w:t>
       </w:r>
       <w:r>
         <w:rPr>
@@ -5404,7 +5467,23 @@
           <w:sz w:val="18"/>
           <w:szCs w:val="18"/>
         </w:rPr>
-        <w:t>almente como Trackers o cualquier instrumento financiero que replique o contenga</w:t>
+        <w:t xml:space="preserve">almente como </w:t>
+      </w:r>
+      <w:proofErr w:type="spellStart"/>
+      <w:r>
+        <w:rPr>
+          <w:sz w:val="18"/>
+          <w:szCs w:val="18"/>
+        </w:rPr>
+        <w:t>Trackers</w:t>
+      </w:r>
+      <w:proofErr w:type="spellEnd"/>
+      <w:r>
+        <w:rPr>
+          <w:sz w:val="18"/>
+          <w:szCs w:val="18"/>
+        </w:rPr>
+        <w:t xml:space="preserve"> o cualquier instrumento financiero que replique o contenga</w:t>
       </w:r>
       <w:r>
         <w:rPr>
@@ -5418,14 +5497,102 @@
           <w:sz w:val="18"/>
           <w:szCs w:val="18"/>
         </w:rPr>
-        <w:t>estructurados con rendimiento variable, inversiones en capital privado (private equity)</w:t>
-      </w:r>
-      <w:r>
-        <w:rPr>
-          <w:sz w:val="18"/>
-          <w:szCs w:val="18"/>
-        </w:rPr>
-        <w:t>, Exchange Traded Funds (ETF´s), i</w:t>
+        <w:t>estructurados con rendimiento variable, inversiones en capital privado (</w:t>
+      </w:r>
+      <w:proofErr w:type="spellStart"/>
+      <w:r>
+        <w:rPr>
+          <w:sz w:val="18"/>
+          <w:szCs w:val="18"/>
+        </w:rPr>
+        <w:t>private</w:t>
+      </w:r>
+      <w:proofErr w:type="spellEnd"/>
+      <w:r>
+        <w:rPr>
+          <w:sz w:val="18"/>
+          <w:szCs w:val="18"/>
+        </w:rPr>
+        <w:t xml:space="preserve"> </w:t>
+      </w:r>
+      <w:proofErr w:type="spellStart"/>
+      <w:r>
+        <w:rPr>
+          <w:sz w:val="18"/>
+          <w:szCs w:val="18"/>
+        </w:rPr>
+        <w:t>equity</w:t>
+      </w:r>
+      <w:proofErr w:type="spellEnd"/>
+      <w:r>
+        <w:rPr>
+          <w:sz w:val="18"/>
+          <w:szCs w:val="18"/>
+        </w:rPr>
+        <w:t>)</w:t>
+      </w:r>
+      <w:r>
+        <w:rPr>
+          <w:sz w:val="18"/>
+          <w:szCs w:val="18"/>
+        </w:rPr>
+        <w:t xml:space="preserve">, Exchange </w:t>
+      </w:r>
+      <w:proofErr w:type="spellStart"/>
+      <w:r>
+        <w:rPr>
+          <w:sz w:val="18"/>
+          <w:szCs w:val="18"/>
+        </w:rPr>
+        <w:t>Traded</w:t>
+      </w:r>
+      <w:proofErr w:type="spellEnd"/>
+      <w:r>
+        <w:rPr>
+          <w:sz w:val="18"/>
+          <w:szCs w:val="18"/>
+        </w:rPr>
+        <w:t xml:space="preserve"> </w:t>
+      </w:r>
+      <w:proofErr w:type="spellStart"/>
+      <w:r>
+        <w:rPr>
+          <w:sz w:val="18"/>
+          <w:szCs w:val="18"/>
+        </w:rPr>
+        <w:t>Funds</w:t>
+      </w:r>
+      <w:proofErr w:type="spellEnd"/>
+      <w:r>
+        <w:rPr>
+          <w:sz w:val="18"/>
+          <w:szCs w:val="18"/>
+        </w:rPr>
+        <w:t xml:space="preserve"> (</w:t>
+      </w:r>
+      <w:proofErr w:type="spellStart"/>
+      <w:r>
+        <w:rPr>
+          <w:sz w:val="18"/>
+          <w:szCs w:val="18"/>
+        </w:rPr>
+        <w:t>ETF´s</w:t>
+      </w:r>
+      <w:proofErr w:type="spellEnd"/>
+      <w:r>
+        <w:rPr>
+          <w:sz w:val="18"/>
+          <w:szCs w:val="18"/>
+        </w:rPr>
+        <w:t xml:space="preserve">), </w:t>
+      </w:r>
+      <w:proofErr w:type="spellStart"/>
+      <w:r>
+        <w:rPr>
+          <w:sz w:val="18"/>
+          <w:szCs w:val="18"/>
+        </w:rPr>
+        <w:t>i</w:t>
       </w:r>
       <w:r>
         <w:rPr>
@@ -5439,7 +5606,15 @@
           <w:sz w:val="18"/>
           <w:szCs w:val="18"/>
         </w:rPr>
-        <w:t xml:space="preserve">hares cuyo subyacente sea preponderantemente instrumentos de renta variable o cualquier otro </w:t>
+        <w:t>hares</w:t>
+      </w:r>
+      <w:proofErr w:type="spellEnd"/>
+      <w:r>
+        <w:rPr>
+          <w:sz w:val="18"/>
+          <w:szCs w:val="18"/>
+        </w:rPr>
+        <w:t xml:space="preserve"> cuyo subyacente sea preponderantemente instrumentos de renta variable o cualquier otro </w:t>
       </w:r>
       <w:r>
         <w:rPr>
@@ -6402,7 +6577,23 @@
           <w:sz w:val="18"/>
           <w:szCs w:val="18"/>
         </w:rPr>
-        <w:t>, y ii) En su caso, aportar más recursos para el cumplimiento de las obligaciones contraídas en la celebración de ciertos tipos de instrumentos financieros derivados.</w:t>
+        <w:t xml:space="preserve">, y </w:t>
+      </w:r>
+      <w:proofErr w:type="spellStart"/>
+      <w:r>
+        <w:rPr>
+          <w:sz w:val="18"/>
+          <w:szCs w:val="18"/>
+        </w:rPr>
+        <w:t>ii</w:t>
+      </w:r>
+      <w:proofErr w:type="spellEnd"/>
+      <w:r>
+        <w:rPr>
+          <w:sz w:val="18"/>
+          <w:szCs w:val="18"/>
+        </w:rPr>
+        <w:t>) En su caso, aportar más recursos para el cumplimiento de las obligaciones contraídas en la celebración de ciertos tipos de instrumentos financieros derivados.</w:t>
       </w:r>
     </w:p>
     <w:p>
@@ -8123,6 +8314,7 @@
         </w:rPr>
         <w:t xml:space="preserve"> así como </w:t>
       </w:r>
+      <w:proofErr w:type="spellStart"/>
       <w:r>
         <w:rPr>
           <w:i/>
@@ -8150,6 +8342,7 @@
         </w:rPr>
         <w:t>modities</w:t>
       </w:r>
+      <w:proofErr w:type="spellEnd"/>
       <w:r>
         <w:rPr>
           <w:sz w:val="18"/>
@@ -8476,6 +8669,7 @@
         </w:rPr>
         <w:t xml:space="preserve">Asesor determinará </w:t>
       </w:r>
+      <w:proofErr w:type="gramStart"/>
       <w:r>
         <w:rPr>
           <w:sz w:val="18"/>
@@ -8490,6 +8684,7 @@
         </w:rPr>
         <w:t>juntamente con</w:t>
       </w:r>
+      <w:proofErr w:type="gramEnd"/>
       <w:r>
         <w:rPr>
           <w:sz w:val="18"/>
@@ -9537,12 +9732,8 @@
       </w:pPr>
     </w:p>
     <w:sectPr>
-      <w:headerReference w:type="even" r:id="rId8"/>
-      <w:headerReference w:type="default" r:id="rId9"/>
-      <w:footerReference w:type="even" r:id="rId10"/>
-      <w:footerReference w:type="default" r:id="rId11"/>
-      <w:headerReference w:type="first" r:id="rId12"/>
-      <w:footerReference w:type="first" r:id="rId13"/>
+      <w:headerReference w:type="default" r:id="rId8"/>
+      <w:footerReference w:type="default" r:id="rId9"/>
       <w:pgSz w:w="12240" w:h="15840"/>
       <w:pgMar w:top="1417" w:right="1701" w:bottom="1417" w:left="1701" w:header="708" w:footer="708" w:gutter="0"/>
       <w:cols w:space="708"/>
@@ -9578,16 +9769,6 @@
 </file>
 
 <file path=word/footer1.xml><?xml version="1.0" encoding="utf-8"?>
-<w:ftr xmlns:wpc="http://schemas.microsoft.com/office/word/2010/wordprocessingCanvas" xmlns:cx="http://schemas.microsoft.com/office/drawing/2014/chartex" xmlns:cx1="http://schemas.microsoft.com/office/drawing/2015/9/8/chartex" xmlns:cx2="http://schemas.microsoft.com/office/drawing/2015/10/21/chartex" xmlns:cx3="http://schemas.microsoft.com/office/drawing/2016/5/9/chartex" xmlns:cx4="http://schemas.microsoft.com/office/drawing/2016/5/10/chartex" xmlns:cx5="http://schemas.microsoft.com/office/drawing/2016/5/11/chartex" xmlns:cx6="http://schemas.microsoft.com/office/drawing/2016/5/12/chartex" xmlns:cx7="http://schemas.microsoft.com/office/drawing/2016/5/13/chartex" xmlns:cx8="http://schemas.microsoft.com/office/drawing/2016/5/14/chartex" xmlns:mc="http://schemas.openxmlformats.org/markup-compatibility/2006" xmlns:aink="http://schemas.microsoft.com/office/drawing/2016/ink" xmlns:am3d="http://schemas.microsoft.com/office/drawing/2017/model3d" xmlns:o="urn:schemas-microsoft-com:office:office" xmlns:oel="http://schemas.microsoft.com/office/2019/extlst" xmlns:r="http://schemas.openxmlformats.org/officeDocument/2006/relationships" xmlns:m="http://schemas.openxmlformats.org/officeDocument/2006/math" xmlns:v="urn:schemas-microsoft-com:vml" xmlns:wp14="http://schemas.microsoft.com/office/word/2010/wordprocessingDrawing" xmlns:wp="http://schemas.openxmlformats.org/drawingml/2006/wordprocessingDrawing" xmlns:w10="urn:schemas-microsoft-com:office:word" xmlns:w="http://schemas.openxmlformats.org/wordprocessingml/2006/main" xmlns:w14="http://schemas.microsoft.com/office/word/2010/wordml" xmlns:w15="http://schemas.microsoft.com/office/word/2012/wordml" xmlns:w16cex="http://schemas.microsoft.com/office/word/2018/wordml/cex" xmlns:w16cid="http://schemas.microsoft.com/office/word/2016/wordml/cid" xmlns:w16="http://schemas.microsoft.com/office/word/2018/wordml" xmlns:w16du="http://schemas.microsoft.com/office/word/2023/wordml/word16du" xmlns:w16sdtdh="http://schemas.microsoft.com/office/word/2020/wordml/sdtdatahash" xmlns:w16sdtfl="http://schemas.microsoft.com/office/word/2024/wordml/sdtformatlock" xmlns:w16se="http://schemas.microsoft.com/office/word/2015/wordml/symex" xmlns:wpg="http://schemas.microsoft.com/office/word/2010/wordprocessingGroup" xmlns:wpi="http://schemas.microsoft.com/office/word/2010/wordprocessingInk" xmlns:wne="http://schemas.microsoft.com/office/word/2006/wordml" xmlns:wps="http://schemas.microsoft.com/office/word/2010/wordprocessingShape" mc:Ignorable="w14 w15 w16se w16cid w16 w16cex w16sdtdh w16sdtfl w16du wp14">
-  <w:p>
-    <w:pPr>
-      <w:pStyle w:val="Piedepgina"/>
-    </w:pPr>
-  </w:p>
-</w:ftr>
-</file>
-
-<file path=word/footer2.xml><?xml version="1.0" encoding="utf-8"?>
 <w:ftr xmlns:wpc="http://schemas.microsoft.com/office/word/2010/wordprocessingCanvas" xmlns:cx="http://schemas.microsoft.com/office/drawing/2014/chartex" xmlns:cx1="http://schemas.microsoft.com/office/drawing/2015/9/8/chartex" xmlns:cx2="http://schemas.microsoft.com/office/drawing/2015/10/21/chartex" xmlns:cx3="http://schemas.microsoft.com/office/drawing/2016/5/9/chartex" xmlns:cx4="http://schemas.microsoft.com/office/drawing/2016/5/10/chartex" xmlns:cx5="http://schemas.microsoft.com/office/drawing/2016/5/11/chartex" xmlns:cx6="http://schemas.microsoft.com/office/drawing/2016/5/12/chartex" xmlns:cx7="http://schemas.microsoft.com/office/drawing/2016/5/13/chartex" xmlns:cx8="http://schemas.microsoft.com/office/drawing/2016/5/14/chartex" xmlns:mc="http://schemas.openxmlformats.org/markup-compatibility/2006" xmlns:aink="http://schemas.microsoft.com/office/drawing/2016/ink" xmlns:am3d="http://schemas.microsoft.com/office/drawing/2017/model3d" xmlns:o="urn:schemas-microsoft-com:office:office" xmlns:oel="http://schemas.microsoft.com/office/2019/extlst" xmlns:r="http://schemas.openxmlformats.org/officeDocument/2006/relationships" xmlns:m="http://schemas.openxmlformats.org/officeDocument/2006/math" xmlns:v="urn:schemas-microsoft-com:vml" xmlns:wp14="http://schemas.microsoft.com/office/word/2010/wordprocessingDrawing" xmlns:wp="http://schemas.openxmlformats.org/drawingml/2006/wordprocessingDrawing" xmlns:w10="urn:schemas-microsoft-com:office:word" xmlns:w="http://schemas.openxmlformats.org/wordprocessingml/2006/main" xmlns:w14="http://schemas.microsoft.com/office/word/2010/wordml" xmlns:w15="http://schemas.microsoft.com/office/word/2012/wordml" xmlns:w16cex="http://schemas.microsoft.com/office/word/2018/wordml/cex" xmlns:w16cid="http://schemas.microsoft.com/office/word/2016/wordml/cid" xmlns:w16="http://schemas.microsoft.com/office/word/2018/wordml" xmlns:w16du="http://schemas.microsoft.com/office/word/2023/wordml/word16du" xmlns:w16sdtdh="http://schemas.microsoft.com/office/word/2020/wordml/sdtdatahash" xmlns:w16sdtfl="http://schemas.microsoft.com/office/word/2024/wordml/sdtformatlock" xmlns:w16se="http://schemas.microsoft.com/office/word/2015/wordml/symex" xmlns:wpg="http://schemas.microsoft.com/office/word/2010/wordprocessingGroup" xmlns:wpi="http://schemas.microsoft.com/office/word/2010/wordprocessingInk" xmlns:wne="http://schemas.microsoft.com/office/word/2006/wordml" xmlns:wps="http://schemas.microsoft.com/office/word/2010/wordprocessingShape" mc:Ignorable="w14 w15 w16se w16cid w16 w16cex w16sdtdh w16sdtfl w16du wp14">
   <w:sdt>
     <w:sdtPr>
@@ -9633,16 +9814,6 @@
 </w:ftr>
 </file>
 
-<file path=word/footer3.xml><?xml version="1.0" encoding="utf-8"?>
-<w:ftr xmlns:wpc="http://schemas.microsoft.com/office/word/2010/wordprocessingCanvas" xmlns:cx="http://schemas.microsoft.com/office/drawing/2014/chartex" xmlns:cx1="http://schemas.microsoft.com/office/drawing/2015/9/8/chartex" xmlns:cx2="http://schemas.microsoft.com/office/drawing/2015/10/21/chartex" xmlns:cx3="http://schemas.microsoft.com/office/drawing/2016/5/9/chartex" xmlns:cx4="http://schemas.microsoft.com/office/drawing/2016/5/10/chartex" xmlns:cx5="http://schemas.microsoft.com/office/drawing/2016/5/11/chartex" xmlns:cx6="http://schemas.microsoft.com/office/drawing/2016/5/12/chartex" xmlns:cx7="http://schemas.microsoft.com/office/drawing/2016/5/13/chartex" xmlns:cx8="http://schemas.microsoft.com/office/drawing/2016/5/14/chartex" xmlns:mc="http://schemas.openxmlformats.org/markup-compatibility/2006" xmlns:aink="http://schemas.microsoft.com/office/drawing/2016/ink" xmlns:am3d="http://schemas.microsoft.com/office/drawing/2017/model3d" xmlns:o="urn:schemas-microsoft-com:office:office" xmlns:oel="http://schemas.microsoft.com/office/2019/extlst" xmlns:r="http://schemas.openxmlformats.org/officeDocument/2006/relationships" xmlns:m="http://schemas.openxmlformats.org/officeDocument/2006/math" xmlns:v="urn:schemas-microsoft-com:vml" xmlns:wp14="http://schemas.microsoft.com/office/word/2010/wordprocessingDrawing" xmlns:wp="http://schemas.openxmlformats.org/drawingml/2006/wordprocessingDrawing" xmlns:w10="urn:schemas-microsoft-com:office:word" xmlns:w="http://schemas.openxmlformats.org/wordprocessingml/2006/main" xmlns:w14="http://schemas.microsoft.com/office/word/2010/wordml" xmlns:w15="http://schemas.microsoft.com/office/word/2012/wordml" xmlns:w16cex="http://schemas.microsoft.com/office/word/2018/wordml/cex" xmlns:w16cid="http://schemas.microsoft.com/office/word/2016/wordml/cid" xmlns:w16="http://schemas.microsoft.com/office/word/2018/wordml" xmlns:w16du="http://schemas.microsoft.com/office/word/2023/wordml/word16du" xmlns:w16sdtdh="http://schemas.microsoft.com/office/word/2020/wordml/sdtdatahash" xmlns:w16sdtfl="http://schemas.microsoft.com/office/word/2024/wordml/sdtformatlock" xmlns:w16se="http://schemas.microsoft.com/office/word/2015/wordml/symex" xmlns:wpg="http://schemas.microsoft.com/office/word/2010/wordprocessingGroup" xmlns:wpi="http://schemas.microsoft.com/office/word/2010/wordprocessingInk" xmlns:wne="http://schemas.microsoft.com/office/word/2006/wordml" xmlns:wps="http://schemas.microsoft.com/office/word/2010/wordprocessingShape" mc:Ignorable="w14 w15 w16se w16cid w16 w16cex w16sdtdh w16sdtfl w16du wp14">
-  <w:p>
-    <w:pPr>
-      <w:pStyle w:val="Piedepgina"/>
-    </w:pPr>
-  </w:p>
-</w:ftr>
-</file>
-
 <file path=word/footnotes.xml><?xml version="1.0" encoding="utf-8"?>
 <w:footnotes xmlns:wpc="http://schemas.microsoft.com/office/word/2010/wordprocessingCanvas" xmlns:cx="http://schemas.microsoft.com/office/drawing/2014/chartex" xmlns:cx1="http://schemas.microsoft.com/office/drawing/2015/9/8/chartex" xmlns:cx2="http://schemas.microsoft.com/office/drawing/2015/10/21/chartex" xmlns:cx3="http://schemas.microsoft.com/office/drawing/2016/5/9/chartex" xmlns:cx4="http://schemas.microsoft.com/office/drawing/2016/5/10/chartex" xmlns:cx5="http://schemas.microsoft.com/office/drawing/2016/5/11/chartex" xmlns:cx6="http://schemas.microsoft.com/office/drawing/2016/5/12/chartex" xmlns:cx7="http://schemas.microsoft.com/office/drawing/2016/5/13/chartex" xmlns:cx8="http://schemas.microsoft.com/office/drawing/2016/5/14/chartex" xmlns:mc="http://schemas.openxmlformats.org/markup-compatibility/2006" xmlns:aink="http://schemas.microsoft.com/office/drawing/2016/ink" xmlns:am3d="http://schemas.microsoft.com/office/drawing/2017/model3d" xmlns:o="urn:schemas-microsoft-com:office:office" xmlns:oel="http://schemas.microsoft.com/office/2019/extlst" xmlns:r="http://schemas.openxmlformats.org/officeDocument/2006/relationships" xmlns:m="http://schemas.openxmlformats.org/officeDocument/2006/math" xmlns:v="urn:schemas-microsoft-com:vml" xmlns:wp14="http://schemas.microsoft.com/office/word/2010/wordprocessingDrawing" xmlns:wp="http://schemas.openxmlformats.org/drawingml/2006/wordprocessingDrawing" xmlns:w10="urn:schemas-microsoft-com:office:word" xmlns:w="http://schemas.openxmlformats.org/wordprocessingml/2006/main" xmlns:w14="http://schemas.microsoft.com/office/word/2010/wordml" xmlns:w15="http://schemas.microsoft.com/office/word/2012/wordml" xmlns:w16cex="http://schemas.microsoft.com/office/word/2018/wordml/cex" xmlns:w16cid="http://schemas.microsoft.com/office/word/2016/wordml/cid" xmlns:w16="http://schemas.microsoft.com/office/word/2018/wordml" xmlns:w16du="http://schemas.microsoft.com/office/word/2023/wordml/word16du" xmlns:w16sdtdh="http://schemas.microsoft.com/office/word/2020/wordml/sdtdatahash" xmlns:w16sdtfl="http://schemas.microsoft.com/office/word/2024/wordml/sdtformatlock" xmlns:w16se="http://schemas.microsoft.com/office/word/2015/wordml/symex" xmlns:wpg="http://schemas.microsoft.com/office/word/2010/wordprocessingGroup" xmlns:wpi="http://schemas.microsoft.com/office/word/2010/wordprocessingInk" xmlns:wne="http://schemas.microsoft.com/office/word/2006/wordml" xmlns:wps="http://schemas.microsoft.com/office/word/2010/wordprocessingShape" mc:Ignorable="w14 w15 w16se w16cid w16 w16cex w16sdtdh w16sdtfl w16du wp14">
   <w:footnote w:type="separator" w:id="-1">
@@ -9674,35 +9845,29 @@
     <w:pPr>
       <w:pStyle w:val="Encabezado"/>
     </w:pPr>
-  </w:p>
-</w:hdr>
-</file>
-
-<file path=word/header2.xml><?xml version="1.0" encoding="utf-8"?>
-<w:hdr xmlns:wpc="http://schemas.microsoft.com/office/word/2010/wordprocessingCanvas" xmlns:cx="http://schemas.microsoft.com/office/drawing/2014/chartex" xmlns:cx1="http://schemas.microsoft.com/office/drawing/2015/9/8/chartex" xmlns:cx2="http://schemas.microsoft.com/office/drawing/2015/10/21/chartex" xmlns:cx3="http://schemas.microsoft.com/office/drawing/2016/5/9/chartex" xmlns:cx4="http://schemas.microsoft.com/office/drawing/2016/5/10/chartex" xmlns:cx5="http://schemas.microsoft.com/office/drawing/2016/5/11/chartex" xmlns:cx6="http://schemas.microsoft.com/office/drawing/2016/5/12/chartex" xmlns:cx7="http://schemas.microsoft.com/office/drawing/2016/5/13/chartex" xmlns:cx8="http://schemas.microsoft.com/office/drawing/2016/5/14/chartex" xmlns:mc="http://schemas.openxmlformats.org/markup-compatibility/2006" xmlns:aink="http://schemas.microsoft.com/office/drawing/2016/ink" xmlns:am3d="http://schemas.microsoft.com/office/drawing/2017/model3d" xmlns:o="urn:schemas-microsoft-com:office:office" xmlns:oel="http://schemas.microsoft.com/office/2019/extlst" xmlns:r="http://schemas.openxmlformats.org/officeDocument/2006/relationships" xmlns:m="http://schemas.openxmlformats.org/officeDocument/2006/math" xmlns:v="urn:schemas-microsoft-com:vml" xmlns:wp14="http://schemas.microsoft.com/office/word/2010/wordprocessingDrawing" xmlns:wp="http://schemas.openxmlformats.org/drawingml/2006/wordprocessingDrawing" xmlns:w10="urn:schemas-microsoft-com:office:word" xmlns:w="http://schemas.openxmlformats.org/wordprocessingml/2006/main" xmlns:w14="http://schemas.microsoft.com/office/word/2010/wordml" xmlns:w15="http://schemas.microsoft.com/office/word/2012/wordml" xmlns:w16cex="http://schemas.microsoft.com/office/word/2018/wordml/cex" xmlns:w16cid="http://schemas.microsoft.com/office/word/2016/wordml/cid" xmlns:w16="http://schemas.microsoft.com/office/word/2018/wordml" xmlns:w16du="http://schemas.microsoft.com/office/word/2023/wordml/word16du" xmlns:w16sdtdh="http://schemas.microsoft.com/office/word/2020/wordml/sdtdatahash" xmlns:w16sdtfl="http://schemas.microsoft.com/office/word/2024/wordml/sdtformatlock" xmlns:w16se="http://schemas.microsoft.com/office/word/2015/wordml/symex" xmlns:wpg="http://schemas.microsoft.com/office/word/2010/wordprocessingGroup" xmlns:wpi="http://schemas.microsoft.com/office/word/2010/wordprocessingInk" xmlns:wne="http://schemas.microsoft.com/office/word/2006/wordml" xmlns:wps="http://schemas.microsoft.com/office/word/2010/wordprocessingShape" mc:Ignorable="w14 w15 w16se w16cid w16 w16cex w16sdtdh w16sdtfl w16du wp14">
-  <w:p>
-    <w:pPr>
-      <w:pStyle w:val="Encabezado"/>
-    </w:pPr>
     <w:r>
       <w:rPr>
+        <w:rFonts w:ascii="Times New Roman" w:hAnsi="Times New Roman" w:cs="Times New Roman"/>
         <w:noProof/>
+        <w:sz w:val="24"/>
+        <w:szCs w:val="24"/>
+        <w:lang w:eastAsia="es-MX"/>
       </w:rPr>
       <mc:AlternateContent>
         <mc:Choice Requires="wps">
           <w:drawing>
-            <wp:anchor distT="0" distB="0" distL="114300" distR="114300" simplePos="0" relativeHeight="251659264" behindDoc="0" locked="0" layoutInCell="1" allowOverlap="1" wp14:anchorId="28EB99C1" wp14:editId="3A9070DE">
+            <wp:anchor distT="0" distB="0" distL="114300" distR="114300" simplePos="0" relativeHeight="251660287" behindDoc="0" locked="0" layoutInCell="1" allowOverlap="1" wp14:anchorId="31CFEA11" wp14:editId="09098F1D">
               <wp:simplePos x="0" y="0"/>
-              <wp:positionH relativeFrom="column">
-                <wp:posOffset>5387721</wp:posOffset>
+              <wp:positionH relativeFrom="page">
+                <wp:posOffset>6436995</wp:posOffset>
               </wp:positionH>
-              <wp:positionV relativeFrom="paragraph">
-                <wp:posOffset>-126492</wp:posOffset>
+              <wp:positionV relativeFrom="page">
+                <wp:posOffset>321310</wp:posOffset>
               </wp:positionV>
-              <wp:extent cx="883920" cy="333375"/>
-              <wp:effectExtent l="0" t="0" r="0" b="0"/>
+              <wp:extent cx="914400" cy="297180"/>
+              <wp:effectExtent l="0" t="0" r="0" b="7620"/>
               <wp:wrapNone/>
-              <wp:docPr id="686808552" name="Cuadro de texto 1"/>
+              <wp:docPr id="941598772" name="Cuadro de texto 2"/>
               <wp:cNvGraphicFramePr/>
               <a:graphic xmlns:a="http://schemas.openxmlformats.org/drawingml/2006/main">
                 <a:graphicData uri="http://schemas.microsoft.com/office/word/2010/wordprocessingShape">
@@ -9711,7 +9876,7 @@
                     <wps:spPr>
                       <a:xfrm>
                         <a:off x="0" y="0"/>
-                        <a:ext cx="883920" cy="333375"/>
+                        <a:ext cx="914400" cy="297180"/>
                       </a:xfrm>
                       <a:prstGeom prst="rect">
                         <a:avLst/>
@@ -9727,67 +9892,32 @@
                           <w:pPr>
                             <w:rPr>
                               <w:rFonts w:ascii="Arial" w:hAnsi="Arial" w:cs="Arial"/>
-                              <w:b/>
-                              <w:bCs/>
                               <w:sz w:val="16"/>
                               <w:szCs w:val="16"/>
                             </w:rPr>
                           </w:pPr>
+                          <w:proofErr w:type="gramStart"/>
                           <w:r>
                             <w:rPr>
                               <w:rFonts w:ascii="Arial" w:hAnsi="Arial" w:cs="Arial"/>
-                              <w:b/>
-                              <w:bCs/>
                               <w:sz w:val="16"/>
                               <w:szCs w:val="16"/>
                             </w:rPr>
-                            <w:fldChar w:fldCharType="begin"/>
+                            <w:t>{{ contrato</w:t>
                           </w:r>
+                          <w:proofErr w:type="gramEnd"/>
                           <w:r>
                             <w:rPr>
                               <w:rFonts w:ascii="Arial" w:hAnsi="Arial" w:cs="Arial"/>
-                              <w:b/>
-                              <w:bCs/>
                               <w:sz w:val="16"/>
                               <w:szCs w:val="16"/>
                             </w:rPr>
-                            <w:instrText xml:space="preserve"> MERGEFIELD Contrato </w:instrText>
-                          </w:r>
-                          <w:r>
-                            <w:rPr>
-                              <w:rFonts w:ascii="Arial" w:hAnsi="Arial" w:cs="Arial"/>
-                              <w:b/>
-                              <w:bCs/>
-                              <w:sz w:val="16"/>
-                              <w:szCs w:val="16"/>
-                            </w:rPr>
-                            <w:fldChar w:fldCharType="separate"/>
-                          </w:r>
-                          <w:r>
-                            <w:rPr>
-                              <w:rFonts w:ascii="Arial" w:hAnsi="Arial" w:cs="Arial"/>
-                              <w:b/>
-                              <w:bCs/>
-                              <w:noProof/>
-                              <w:sz w:val="16"/>
-                              <w:szCs w:val="16"/>
-                            </w:rPr>
-                            <w:t>{{ contrato }}</w:t>
-                          </w:r>
-                          <w:r>
-                            <w:rPr>
-                              <w:rFonts w:ascii="Arial" w:hAnsi="Arial" w:cs="Arial"/>
-                              <w:b/>
-                              <w:bCs/>
-                              <w:sz w:val="16"/>
-                              <w:szCs w:val="16"/>
-                            </w:rPr>
-                            <w:fldChar w:fldCharType="end"/>
+                            <w:t xml:space="preserve"> }}</w:t>
                           </w:r>
                         </w:p>
                       </w:txbxContent>
                     </wps:txbx>
-                    <wps:bodyPr rot="0" spcFirstLastPara="0" vertOverflow="overflow" horzOverflow="overflow" vert="horz" wrap="square" lIns="91440" tIns="45720" rIns="91440" bIns="45720" numCol="1" spcCol="0" rtlCol="0" fromWordArt="0" anchor="t" anchorCtr="0" forceAA="0" compatLnSpc="1">
+                    <wps:bodyPr rot="0" spcFirstLastPara="0" vertOverflow="clip" horzOverflow="clip" vert="horz" wrap="square" lIns="91440" tIns="45720" rIns="91440" bIns="45720" numCol="1" spcCol="0" rtlCol="0" fromWordArt="0" anchor="t" anchorCtr="0" forceAA="0" compatLnSpc="1">
                       <a:prstTxWarp prst="textNoShape">
                         <a:avLst/>
                       </a:prstTxWarp>
@@ -9796,10 +9926,10 @@
                   </wps:wsp>
                 </a:graphicData>
               </a:graphic>
-              <wp14:sizeRelH relativeFrom="margin">
+              <wp14:sizeRelH relativeFrom="page">
                 <wp14:pctWidth>0</wp14:pctWidth>
               </wp14:sizeRelH>
-              <wp14:sizeRelV relativeFrom="margin">
+              <wp14:sizeRelV relativeFrom="page">
                 <wp14:pctHeight>0</wp14:pctHeight>
               </wp14:sizeRelV>
             </wp:anchor>
@@ -9807,77 +9937,43 @@
         </mc:Choice>
         <mc:Fallback>
           <w:pict>
-            <v:shapetype w14:anchorId="28EB99C1" id="_x0000_t202" coordsize="21600,21600" o:spt="202" path="m,l,21600r21600,l21600,xe">
+            <v:shapetype w14:anchorId="31CFEA11" id="_x0000_t202" coordsize="21600,21600" o:spt="202" path="m,l,21600r21600,l21600,xe">
               <v:stroke joinstyle="miter"/>
               <v:path gradientshapeok="t" o:connecttype="rect"/>
             </v:shapetype>
-            <v:shape id="Cuadro de texto 1" o:spid="_x0000_s1026" type="#_x0000_t202" style="position:absolute;margin-left:424.25pt;margin-top:-9.95pt;width:69.6pt;height:26.25pt;z-index:251659264;visibility:visible;mso-wrap-style:square;mso-width-percent:0;mso-height-percent:0;mso-wrap-distance-left:9pt;mso-wrap-distance-top:0;mso-wrap-distance-right:9pt;mso-wrap-distance-bottom:0;mso-position-horizontal:absolute;mso-position-horizontal-relative:text;mso-position-vertical:absolute;mso-position-vertical-relative:text;mso-width-percent:0;mso-height-percent:0;mso-width-relative:margin;mso-height-relative:margin;v-text-anchor:top" o:gfxdata="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" filled="f" stroked="f" strokeweight=".5pt">
+            <v:shape id="Cuadro de texto 2" o:spid="_x0000_s1026" type="#_x0000_t202" style="position:absolute;margin-left:506.85pt;margin-top:25.3pt;width:1in;height:23.4pt;z-index:251660287;visibility:visible;mso-wrap-style:square;mso-width-percent:0;mso-height-percent:0;mso-wrap-distance-left:9pt;mso-wrap-distance-top:0;mso-wrap-distance-right:9pt;mso-wrap-distance-bottom:0;mso-position-horizontal:absolute;mso-position-horizontal-relative:page;mso-position-vertical:absolute;mso-position-vertical-relative:page;mso-width-percent:0;mso-height-percent:0;mso-width-relative:page;mso-height-relative:page;v-text-anchor:top" o:gfxdata="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" filled="f" stroked="f" strokeweight=".5pt">
               <v:textbox>
                 <w:txbxContent>
                   <w:p>
                     <w:pPr>
                       <w:rPr>
                         <w:rFonts w:ascii="Arial" w:hAnsi="Arial" w:cs="Arial"/>
-                        <w:b/>
-                        <w:bCs/>
                         <w:sz w:val="16"/>
                         <w:szCs w:val="16"/>
                       </w:rPr>
                     </w:pPr>
+                    <w:proofErr w:type="gramStart"/>
                     <w:r>
                       <w:rPr>
                         <w:rFonts w:ascii="Arial" w:hAnsi="Arial" w:cs="Arial"/>
-                        <w:b/>
-                        <w:bCs/>
                         <w:sz w:val="16"/>
                         <w:szCs w:val="16"/>
                       </w:rPr>
-                      <w:fldChar w:fldCharType="begin"/>
+                      <w:t>{{ contrato</w:t>
                     </w:r>
+                    <w:proofErr w:type="gramEnd"/>
                     <w:r>
                       <w:rPr>
                         <w:rFonts w:ascii="Arial" w:hAnsi="Arial" w:cs="Arial"/>
-                        <w:b/>
-                        <w:bCs/>
                         <w:sz w:val="16"/>
                         <w:szCs w:val="16"/>
                       </w:rPr>
-                      <w:instrText xml:space="preserve"> MERGEFIELD Contrato </w:instrText>
-                    </w:r>
-                    <w:r>
-                      <w:rPr>
-                        <w:rFonts w:ascii="Arial" w:hAnsi="Arial" w:cs="Arial"/>
-                        <w:b/>
-                        <w:bCs/>
-                        <w:sz w:val="16"/>
-                        <w:szCs w:val="16"/>
-                      </w:rPr>
-                      <w:fldChar w:fldCharType="separate"/>
-                    </w:r>
-                    <w:r>
-                      <w:rPr>
-                        <w:rFonts w:ascii="Arial" w:hAnsi="Arial" w:cs="Arial"/>
-                        <w:b/>
-                        <w:bCs/>
-                        <w:noProof/>
-                        <w:sz w:val="16"/>
-                        <w:szCs w:val="16"/>
-                      </w:rPr>
-                      <w:t>{{ contrato }}</w:t>
-                    </w:r>
-                    <w:r>
-                      <w:rPr>
-                        <w:rFonts w:ascii="Arial" w:hAnsi="Arial" w:cs="Arial"/>
-                        <w:b/>
-                        <w:bCs/>
-                        <w:sz w:val="16"/>
-                        <w:szCs w:val="16"/>
-                      </w:rPr>
-                      <w:fldChar w:fldCharType="end"/>
+                      <w:t xml:space="preserve"> }}</w:t>
                     </w:r>
                   </w:p>
                 </w:txbxContent>
               </v:textbox>
+              <w10:wrap anchorx="page" anchory="page"/>
             </v:shape>
           </w:pict>
         </mc:Fallback>
@@ -9888,7 +9984,7 @@
         <w:noProof/>
       </w:rPr>
       <w:drawing>
-        <wp:anchor distT="0" distB="0" distL="114300" distR="114300" simplePos="0" relativeHeight="251658239" behindDoc="0" locked="0" layoutInCell="1" allowOverlap="1" wp14:anchorId="46A243CA" wp14:editId="0F9F8E58">
+        <wp:anchor distT="0" distB="0" distL="114300" distR="114300" simplePos="0" relativeHeight="251658239" behindDoc="0" locked="0" layoutInCell="1" allowOverlap="1" wp14:anchorId="46A243CA" wp14:editId="05EB8DBB">
           <wp:simplePos x="0" y="0"/>
           <wp:positionH relativeFrom="page">
             <wp:align>right</wp:align>
@@ -9943,16 +10039,6 @@
         </wp:anchor>
       </w:drawing>
     </w:r>
-  </w:p>
-</w:hdr>
-</file>
-
-<file path=word/header3.xml><?xml version="1.0" encoding="utf-8"?>
-<w:hdr xmlns:wpc="http://schemas.microsoft.com/office/word/2010/wordprocessingCanvas" xmlns:cx="http://schemas.microsoft.com/office/drawing/2014/chartex" xmlns:cx1="http://schemas.microsoft.com/office/drawing/2015/9/8/chartex" xmlns:cx2="http://schemas.microsoft.com/office/drawing/2015/10/21/chartex" xmlns:cx3="http://schemas.microsoft.com/office/drawing/2016/5/9/chartex" xmlns:cx4="http://schemas.microsoft.com/office/drawing/2016/5/10/chartex" xmlns:cx5="http://schemas.microsoft.com/office/drawing/2016/5/11/chartex" xmlns:cx6="http://schemas.microsoft.com/office/drawing/2016/5/12/chartex" xmlns:cx7="http://schemas.microsoft.com/office/drawing/2016/5/13/chartex" xmlns:cx8="http://schemas.microsoft.com/office/drawing/2016/5/14/chartex" xmlns:mc="http://schemas.openxmlformats.org/markup-compatibility/2006" xmlns:aink="http://schemas.microsoft.com/office/drawing/2016/ink" xmlns:am3d="http://schemas.microsoft.com/office/drawing/2017/model3d" xmlns:o="urn:schemas-microsoft-com:office:office" xmlns:oel="http://schemas.microsoft.com/office/2019/extlst" xmlns:r="http://schemas.openxmlformats.org/officeDocument/2006/relationships" xmlns:m="http://schemas.openxmlformats.org/officeDocument/2006/math" xmlns:v="urn:schemas-microsoft-com:vml" xmlns:wp14="http://schemas.microsoft.com/office/word/2010/wordprocessingDrawing" xmlns:wp="http://schemas.openxmlformats.org/drawingml/2006/wordprocessingDrawing" xmlns:w10="urn:schemas-microsoft-com:office:word" xmlns:w="http://schemas.openxmlformats.org/wordprocessingml/2006/main" xmlns:w14="http://schemas.microsoft.com/office/word/2010/wordml" xmlns:w15="http://schemas.microsoft.com/office/word/2012/wordml" xmlns:w16cex="http://schemas.microsoft.com/office/word/2018/wordml/cex" xmlns:w16cid="http://schemas.microsoft.com/office/word/2016/wordml/cid" xmlns:w16="http://schemas.microsoft.com/office/word/2018/wordml" xmlns:w16du="http://schemas.microsoft.com/office/word/2023/wordml/word16du" xmlns:w16sdtdh="http://schemas.microsoft.com/office/word/2020/wordml/sdtdatahash" xmlns:w16sdtfl="http://schemas.microsoft.com/office/word/2024/wordml/sdtformatlock" xmlns:w16se="http://schemas.microsoft.com/office/word/2015/wordml/symex" xmlns:wpg="http://schemas.microsoft.com/office/word/2010/wordprocessingGroup" xmlns:wpi="http://schemas.microsoft.com/office/word/2010/wordprocessingInk" xmlns:wne="http://schemas.microsoft.com/office/word/2006/wordml" xmlns:wps="http://schemas.microsoft.com/office/word/2010/wordprocessingShape" mc:Ignorable="w14 w15 w16se w16cid w16 w16cex w16sdtdh w16sdtfl w16du wp14">
-  <w:p>
-    <w:pPr>
-      <w:pStyle w:val="Encabezado"/>
-    </w:pPr>
   </w:p>
 </w:hdr>
 </file>
